--- a/docs/deliverables/Paradata_Format_Guide.docx
+++ b/docs/deliverables/Paradata_Format_Guide.docx
@@ -173,7 +173,7 @@
           <w:sz w:val="22"/>
           <w:szCs w:val="22"/>
         </w:rPr>
-        <w:t xml:space="preserve">This document provides a comprehensive reference for the audit log formats generated by SurveyCTO and Open Data Kit (ODK) — the two digital data collection platforms supported by the paradata feature extraction pipeline developed in this project. It documents the exact column structures, timestamp formats, event taxonomies, and field naming conventions used by each platform, and defines the Common Intermediate Representation (CIR) into which both formats are normalized before feature extraction.</w:t>
+        <w:t xml:space="preserve">This document provides a comprehensive reference for the audit log formats generated by SurveyCTO and Open Data Kit (ODK), the two digital data collection platforms supported by the paradata feature extraction pipeline developed in this project. It documents the exact column structures, timestamp formats, event taxonomies, and field naming conventions used by each platform, and defines the Common Intermediate Representation (CIR) into which both formats are normalized before feature extraction.</w:t>
       </w:r>
     </w:p>
     <w:p>
@@ -2146,7 +2146,7 @@
           <w:sz w:val="22"/>
           <w:szCs w:val="22"/>
         </w:rPr>
-        <w:t xml:space="preserve">The end timestamp of one event and the start timestamp of the next event are typically identical — this is by design and does not represent a gap.</w:t>
+        <w:t xml:space="preserve">The end timestamp of one event and the start timestamp of the next event are typically identical, this is by design and does not represent a gap.</w:t>
       </w:r>
     </w:p>
     <w:p>
@@ -2270,7 +2270,7 @@
           <w:sz w:val="22"/>
           <w:szCs w:val="22"/>
         </w:rPr>
-        <w:t xml:space="preserve">The ODK audit log is a CSV file stored within the submission package. Unlike SurveyCTO, ODK uses a question-centric event model rather than a granular event-type model — each row typically represents a question view rather than a discrete form action.</w:t>
+        <w:t xml:space="preserve">The ODK audit log is a CSV file stored within the submission package. Unlike SurveyCTO, ODK uses a question-centric event model rather than a granular event-type model, each row typically represents a question view rather than a discrete form action.</w:t>
       </w:r>
     </w:p>
     <w:p>
@@ -4215,7 +4215,7 @@
           <w:sz w:val="22"/>
           <w:szCs w:val="22"/>
         </w:rPr>
-        <w:t xml:space="preserve">ODK timestamps have coarser granularity in some versions — second-level rather than millisecond-level. This affects the precision of time_to_first_interaction (Q-02) and idle_time_ms (Q-07).</w:t>
+        <w:t xml:space="preserve">ODK timestamps have coarser granularity in some versions, second-level rather than millisecond-level. This affects the precision of time_to_first_interaction (Q-02) and idle_time_ms (Q-07).</w:t>
       </w:r>
     </w:p>
     <w:p>
@@ -4770,7 +4770,7 @@
                 <w:sz w:val="19"/>
                 <w:szCs w:val="19"/>
               </w:rPr>
-              <w:t xml:space="preserve">Yes — constraint event type</w:t>
+              <w:t xml:space="preserve">Yes, constraint event type</w:t>
             </w:r>
           </w:p>
         </w:tc>
@@ -4802,7 +4802,7 @@
                 <w:sz w:val="19"/>
                 <w:szCs w:val="19"/>
               </w:rPr>
-              <w:t xml:space="preserve">No — not recorded</w:t>
+              <w:t xml:space="preserve">No, not recorded</w:t>
             </w:r>
           </w:p>
         </w:tc>
@@ -5370,7 +5370,7 @@
                 <w:sz w:val="19"/>
                 <w:szCs w:val="19"/>
               </w:rPr>
-              <w:t xml:space="preserve">Full — all 40 features computable</w:t>
+              <w:t xml:space="preserve">Full, all 40 features computable</w:t>
             </w:r>
           </w:p>
         </w:tc>
@@ -5402,7 +5402,7 @@
                 <w:sz w:val="19"/>
                 <w:szCs w:val="19"/>
               </w:rPr>
-              <w:t xml:space="preserve">Partial — Q-09 and Q-03 may be null</w:t>
+              <w:t xml:space="preserve">Partial, Q-09 and Q-03 may be null</w:t>
             </w:r>
           </w:p>
         </w:tc>
@@ -5472,7 +5472,7 @@
           <w:sz w:val="22"/>
           <w:szCs w:val="22"/>
         </w:rPr>
-        <w:t xml:space="preserve">The CIR is a standardised Pandas DataFrame produced by both parsers. All feature extraction and anomaly detection modules operate exclusively on the CIR — they are never exposed to raw SurveyCTO or ODK log formats. This separation ensures that new platform parsers can be added without modifying any downstream component.</w:t>
+        <w:t xml:space="preserve">The CIR is a standardised Pandas DataFrame produced by both parsers. All feature extraction and anomaly detection modules operate exclusively on the CIR, they are never exposed to raw SurveyCTO or ODK log formats. This separation ensures that new platform parsers can be added without modifying any downstream component.</w:t>
       </w:r>
     </w:p>
     <w:p>
@@ -6932,7 +6932,7 @@
                 <w:sz w:val="19"/>
                 <w:szCs w:val="19"/>
               </w:rPr>
-              <w:t xml:space="preserve">(not available — null)</w:t>
+              <w:t xml:space="preserve">(not available, null)</w:t>
             </w:r>
           </w:p>
         </w:tc>
@@ -7974,7 +7974,7 @@
                 <w:sz w:val="19"/>
                 <w:szCs w:val="19"/>
               </w:rPr>
-              <w:t xml:space="preserve">✓ Full</w:t>
+              <w:t xml:space="preserve">Full</w:t>
             </w:r>
           </w:p>
         </w:tc>
@@ -8008,7 +8008,7 @@
                 <w:sz w:val="19"/>
                 <w:szCs w:val="19"/>
               </w:rPr>
-              <w:t xml:space="preserve">✓ Full</w:t>
+              <w:t xml:space="preserve">Full</w:t>
             </w:r>
           </w:p>
         </w:tc>
@@ -8142,7 +8142,7 @@
                 <w:sz w:val="19"/>
                 <w:szCs w:val="19"/>
               </w:rPr>
-              <w:t xml:space="preserve">✓ Full</w:t>
+              <w:t xml:space="preserve">Full</w:t>
             </w:r>
           </w:p>
         </w:tc>
@@ -8176,7 +8176,7 @@
                 <w:sz w:val="19"/>
                 <w:szCs w:val="19"/>
               </w:rPr>
-              <w:t xml:space="preserve">⚠ Partial</w:t>
+              <w:t xml:space="preserve">Partial</w:t>
             </w:r>
           </w:p>
         </w:tc>
@@ -8310,7 +8310,7 @@
                 <w:sz w:val="19"/>
                 <w:szCs w:val="19"/>
               </w:rPr>
-              <w:t xml:space="preserve">✓ Full</w:t>
+              <w:t xml:space="preserve">Full</w:t>
             </w:r>
           </w:p>
         </w:tc>
@@ -8344,7 +8344,7 @@
                 <w:sz w:val="19"/>
                 <w:szCs w:val="19"/>
               </w:rPr>
-              <w:t xml:space="preserve">⚠ Partial</w:t>
+              <w:t xml:space="preserve">Partial</w:t>
             </w:r>
           </w:p>
         </w:tc>
@@ -8478,7 +8478,7 @@
                 <w:sz w:val="19"/>
                 <w:szCs w:val="19"/>
               </w:rPr>
-              <w:t xml:space="preserve">✓ Full</w:t>
+              <w:t xml:space="preserve">Full</w:t>
             </w:r>
           </w:p>
         </w:tc>
@@ -8512,7 +8512,7 @@
                 <w:sz w:val="19"/>
                 <w:szCs w:val="19"/>
               </w:rPr>
-              <w:t xml:space="preserve">✓ Full</w:t>
+              <w:t xml:space="preserve">Full</w:t>
             </w:r>
           </w:p>
         </w:tc>
@@ -8646,7 +8646,7 @@
                 <w:sz w:val="19"/>
                 <w:szCs w:val="19"/>
               </w:rPr>
-              <w:t xml:space="preserve">✓ Full</w:t>
+              <w:t xml:space="preserve">Full</w:t>
             </w:r>
           </w:p>
         </w:tc>
@@ -8680,7 +8680,7 @@
                 <w:sz w:val="19"/>
                 <w:szCs w:val="19"/>
               </w:rPr>
-              <w:t xml:space="preserve">✓ Full</w:t>
+              <w:t xml:space="preserve">Full</w:t>
             </w:r>
           </w:p>
         </w:tc>
@@ -8814,7 +8814,7 @@
                 <w:sz w:val="19"/>
                 <w:szCs w:val="19"/>
               </w:rPr>
-              <w:t xml:space="preserve">✓ Full</w:t>
+              <w:t xml:space="preserve">Full</w:t>
             </w:r>
           </w:p>
         </w:tc>
@@ -8848,7 +8848,7 @@
                 <w:sz w:val="19"/>
                 <w:szCs w:val="19"/>
               </w:rPr>
-              <w:t xml:space="preserve">✓ Full</w:t>
+              <w:t xml:space="preserve">Full</w:t>
             </w:r>
           </w:p>
         </w:tc>
@@ -8982,7 +8982,7 @@
                 <w:sz w:val="19"/>
                 <w:szCs w:val="19"/>
               </w:rPr>
-              <w:t xml:space="preserve">✓ Full</w:t>
+              <w:t xml:space="preserve">Full</w:t>
             </w:r>
           </w:p>
         </w:tc>
@@ -9016,7 +9016,7 @@
                 <w:sz w:val="19"/>
                 <w:szCs w:val="19"/>
               </w:rPr>
-              <w:t xml:space="preserve">⚠ Partial</w:t>
+              <w:t xml:space="preserve">Partial</w:t>
             </w:r>
           </w:p>
         </w:tc>
@@ -9150,7 +9150,7 @@
                 <w:sz w:val="19"/>
                 <w:szCs w:val="19"/>
               </w:rPr>
-              <w:t xml:space="preserve">✓ Full</w:t>
+              <w:t xml:space="preserve">Full</w:t>
             </w:r>
           </w:p>
         </w:tc>
@@ -9184,7 +9184,7 @@
                 <w:sz w:val="19"/>
                 <w:szCs w:val="19"/>
               </w:rPr>
-              <w:t xml:space="preserve">✗ N/A</w:t>
+              <w:t xml:space="preserve">N/A</w:t>
             </w:r>
           </w:p>
         </w:tc>
@@ -9318,7 +9318,7 @@
                 <w:sz w:val="19"/>
                 <w:szCs w:val="19"/>
               </w:rPr>
-              <w:t xml:space="preserve">✓ Full</w:t>
+              <w:t xml:space="preserve">Full</w:t>
             </w:r>
           </w:p>
         </w:tc>
@@ -9352,7 +9352,7 @@
                 <w:sz w:val="19"/>
                 <w:szCs w:val="19"/>
               </w:rPr>
-              <w:t xml:space="preserve">✗ N/A</w:t>
+              <w:t xml:space="preserve">N/A</w:t>
             </w:r>
           </w:p>
         </w:tc>
@@ -9486,7 +9486,7 @@
                 <w:sz w:val="19"/>
                 <w:szCs w:val="19"/>
               </w:rPr>
-              <w:t xml:space="preserve">✓ Full</w:t>
+              <w:t xml:space="preserve">Full</w:t>
             </w:r>
           </w:p>
         </w:tc>
@@ -9520,7 +9520,7 @@
                 <w:sz w:val="19"/>
                 <w:szCs w:val="19"/>
               </w:rPr>
-              <w:t xml:space="preserve">⚠ Partial</w:t>
+              <w:t xml:space="preserve">Partial</w:t>
             </w:r>
           </w:p>
         </w:tc>
@@ -9654,7 +9654,7 @@
                 <w:sz w:val="19"/>
                 <w:szCs w:val="19"/>
               </w:rPr>
-              <w:t xml:space="preserve">✓ Full</w:t>
+              <w:t xml:space="preserve">Full</w:t>
             </w:r>
           </w:p>
         </w:tc>
@@ -9688,7 +9688,7 @@
                 <w:sz w:val="19"/>
                 <w:szCs w:val="19"/>
               </w:rPr>
-              <w:t xml:space="preserve">✓ Full</w:t>
+              <w:t xml:space="preserve">Full</w:t>
             </w:r>
           </w:p>
         </w:tc>
@@ -9822,7 +9822,7 @@
                 <w:sz w:val="19"/>
                 <w:szCs w:val="19"/>
               </w:rPr>
-              <w:t xml:space="preserve">✓ Full</w:t>
+              <w:t xml:space="preserve">Full</w:t>
             </w:r>
           </w:p>
         </w:tc>
@@ -9856,7 +9856,7 @@
                 <w:sz w:val="19"/>
                 <w:szCs w:val="19"/>
               </w:rPr>
-              <w:t xml:space="preserve">✓ Full</w:t>
+              <w:t xml:space="preserve">Full</w:t>
             </w:r>
           </w:p>
         </w:tc>
@@ -9990,7 +9990,7 @@
                 <w:sz w:val="19"/>
                 <w:szCs w:val="19"/>
               </w:rPr>
-              <w:t xml:space="preserve">✓ Full</w:t>
+              <w:t xml:space="preserve">Full</w:t>
             </w:r>
           </w:p>
         </w:tc>
@@ -10024,7 +10024,7 @@
                 <w:sz w:val="19"/>
                 <w:szCs w:val="19"/>
               </w:rPr>
-              <w:t xml:space="preserve">✓ Full</w:t>
+              <w:t xml:space="preserve">Full</w:t>
             </w:r>
           </w:p>
         </w:tc>
@@ -11375,7 +11375,7 @@
         <w:sz w:val="18"/>
         <w:szCs w:val="18"/>
       </w:rPr>
-      <w:t xml:space="preserve">Paradata Format Guide — SurveyCTO &amp; ODK Audit Log Structures</w:t>
+      <w:t xml:space="preserve">Paradata Format Guide: SurveyCTO &amp; ODK Audit Log Structures</w:t>
     </w:r>
   </w:p>
 </w:hdr>
